--- a/course_development/domains/active_inference_robotics/03_control_estimation/01_systems/output/lecture-content/01_systems-module.docx
+++ b/course_development/domains/active_inference_robotics/03_control_estimation/01_systems/output/lecture-content/01_systems-module.docx
@@ -19,7 +19,7 @@
     </w:p>
     <w:p>
       <w:r>
-        <w:t>This module explores Systems . In the Robotics curriculum, we approach this topic with a focus on specific applications and theoretical depth appropriate for the audience. Systems is a critical component of the 8-part Active Inference spine, bridging the gap between [Previous Topic] and [Next Topic].</w:t>
+        <w:t>This module explores Systems . In the Robotics curriculum, we approach this topic with a focus on specific applications and theoretical depth appropriate for the audience. Systems is a critical component of the 8-part Active Inference spine, bridging the gap between Planning and Agents.</w:t>
       </w:r>
     </w:p>
     <w:p>
@@ -66,9 +66,9 @@
       <w:r>
         <w:t>In Robotics, we see Systems manifest in:</w:t>
         <w:br/>
-        <w:t>* Specific Example 1 : [Add domain-specific example here]</w:t>
+        <w:t>* Specific Example 1 : A quadrotor flight control system represents the complete system as a state-space model with 12 states (position, velocity, orientation, angular rates), where the system's Markov blanket is defined by four rotor speed commands (active states) and IMU plus barometer readings (sensory states); the A, B, C, D matrices of the linear state-space representation encode the generative model that the onboard Extended Kalman Filter uses to predict and correct state estimates at 400 Hz, making the system boundary mathematically explicit.</w:t>
         <w:br/>
-        <w:t>* Specific Example 2 : [Add domain-specific example here]</w:t>
+        <w:t>* Specific Example 2 : An industrial robotic workcell comprising a KUKA iiwa manipulator, a conveyor belt, and a vision system is modeled as a coupled dynamical system where each subsystem has its own state-space representation; the control-estimation framework treats the full workcell as a single generative model with block-diagonal dynamics (each subsystem evolves independently) and off-diagonal coupling terms (the conveyor speed affects the timing of the robot's pick motion), enabling coordinated free energy minimization across the entire system.</w:t>
       </w:r>
     </w:p>
     <w:p>
